--- a/public/templates/grade_card_elementary_grand.docx
+++ b/public/templates/grade_card_elementary_grand.docx
@@ -81,6 +81,13 @@
                   </w:pPr>
                   <w:bookmarkStart w:id="0" w:name="_GoBack"/>
                   <w:bookmarkEnd w:id="0"/>
+                  <w:r>
+                    <w:rPr>
+                      <w:sz w:val="20"/>
+                      <w:szCs w:val="20"/>
+                    </w:rPr>
+                    <w:t>{student_name}</w:t>
+                  </w:r>
                 </w:p>
               </w:tc>
             </w:tr>
@@ -117,6 +124,13 @@
                   <w:pPr>
                     <w:jc w:val="center"/>
                   </w:pPr>
+                  <w:r>
+                    <w:rPr>
+                      <w:sz w:val="20"/>
+                      <w:szCs w:val="20"/>
+                    </w:rPr>
+                    <w:t>{school_year}</w:t>
+                  </w:r>
                 </w:p>
               </w:tc>
               <w:tc>
@@ -148,6 +162,13 @@
                   <w:pPr>
                     <w:jc w:val="center"/>
                   </w:pPr>
+                  <w:r>
+                    <w:rPr>
+                      <w:sz w:val="20"/>
+                      <w:szCs w:val="20"/>
+                    </w:rPr>
+                    <w:t>{grade_level}</w:t>
+                  </w:r>
                 </w:p>
               </w:tc>
             </w:tr>
@@ -185,6 +206,13 @@
                   <w:pPr>
                     <w:jc w:val="center"/>
                   </w:pPr>
+                  <w:r>
+                    <w:rPr>
+                      <w:sz w:val="20"/>
+                      <w:szCs w:val="20"/>
+                    </w:rPr>
+                    <w:t>{teacher}</w:t>
+                  </w:r>
                 </w:p>
               </w:tc>
             </w:tr>
@@ -222,6 +250,13 @@
                   <w:pPr>
                     <w:jc w:val="center"/>
                   </w:pPr>
+                  <w:r>
+                    <w:rPr>
+                      <w:sz w:val="20"/>
+                      <w:szCs w:val="20"/>
+                    </w:rPr>
+                    <w:t>{admit_date}</w:t>
+                  </w:r>
                 </w:p>
               </w:tc>
             </w:tr>
@@ -259,6 +294,13 @@
                   <w:pPr>
                     <w:jc w:val="center"/>
                   </w:pPr>
+                  <w:r>
+                    <w:rPr>
+                      <w:sz w:val="20"/>
+                      <w:szCs w:val="20"/>
+                    </w:rPr>
+                    <w:t>{discharge_date}</w:t>
+                  </w:r>
                 </w:p>
               </w:tc>
             </w:tr>
@@ -708,6 +750,13 @@
                       <w:szCs w:val="32"/>
                     </w:rPr>
                   </w:pPr>
+                  <w:r>
+                    <w:rPr>
+                      <w:sz w:val="32"/>
+                      <w:szCs w:val="32"/>
+                    </w:rPr>
+                    <w:t>{q1_subj1}</w:t>
+                  </w:r>
                 </w:p>
               </w:tc>
               <w:tc>
@@ -723,6 +772,13 @@
                       <w:szCs w:val="32"/>
                     </w:rPr>
                   </w:pPr>
+                  <w:r>
+                    <w:rPr>
+                      <w:sz w:val="32"/>
+                      <w:szCs w:val="32"/>
+                    </w:rPr>
+                    <w:t>{q2_subj1}</w:t>
+                  </w:r>
                 </w:p>
               </w:tc>
               <w:tc>
@@ -738,6 +794,13 @@
                       <w:szCs w:val="32"/>
                     </w:rPr>
                   </w:pPr>
+                  <w:r>
+                    <w:rPr>
+                      <w:sz w:val="32"/>
+                      <w:szCs w:val="32"/>
+                    </w:rPr>
+                    <w:t>{q3_subj1}</w:t>
+                  </w:r>
                 </w:p>
               </w:tc>
               <w:tc>
@@ -752,6 +815,13 @@
                       <w:szCs w:val="32"/>
                     </w:rPr>
                   </w:pPr>
+                  <w:r>
+                    <w:rPr>
+                      <w:sz w:val="32"/>
+                      <w:szCs w:val="32"/>
+                    </w:rPr>
+                    <w:t>{q4_subj1}</w:t>
+                  </w:r>
                 </w:p>
               </w:tc>
             </w:tr>
@@ -794,6 +864,13 @@
                       <w:szCs w:val="32"/>
                     </w:rPr>
                   </w:pPr>
+                  <w:r>
+                    <w:rPr>
+                      <w:sz w:val="32"/>
+                      <w:szCs w:val="32"/>
+                    </w:rPr>
+                    <w:t>{q1_subj2}</w:t>
+                  </w:r>
                 </w:p>
               </w:tc>
               <w:tc>
@@ -809,6 +886,13 @@
                       <w:szCs w:val="32"/>
                     </w:rPr>
                   </w:pPr>
+                  <w:r>
+                    <w:rPr>
+                      <w:sz w:val="32"/>
+                      <w:szCs w:val="32"/>
+                    </w:rPr>
+                    <w:t>{q2_subj2}</w:t>
+                  </w:r>
                 </w:p>
               </w:tc>
               <w:tc>
@@ -824,6 +908,13 @@
                       <w:szCs w:val="32"/>
                     </w:rPr>
                   </w:pPr>
+                  <w:r>
+                    <w:rPr>
+                      <w:sz w:val="32"/>
+                      <w:szCs w:val="32"/>
+                    </w:rPr>
+                    <w:t>{q3_subj2}</w:t>
+                  </w:r>
                 </w:p>
               </w:tc>
               <w:tc>
@@ -838,6 +929,13 @@
                       <w:szCs w:val="32"/>
                     </w:rPr>
                   </w:pPr>
+                  <w:r>
+                    <w:rPr>
+                      <w:sz w:val="32"/>
+                      <w:szCs w:val="32"/>
+                    </w:rPr>
+                    <w:t>{q4_subj2}</w:t>
+                  </w:r>
                 </w:p>
               </w:tc>
             </w:tr>
@@ -880,6 +978,13 @@
                       <w:szCs w:val="32"/>
                     </w:rPr>
                   </w:pPr>
+                  <w:r>
+                    <w:rPr>
+                      <w:sz w:val="32"/>
+                      <w:szCs w:val="32"/>
+                    </w:rPr>
+                    <w:t>{q1_subj3}</w:t>
+                  </w:r>
                 </w:p>
               </w:tc>
               <w:tc>
@@ -895,6 +1000,13 @@
                       <w:szCs w:val="32"/>
                     </w:rPr>
                   </w:pPr>
+                  <w:r>
+                    <w:rPr>
+                      <w:sz w:val="32"/>
+                      <w:szCs w:val="32"/>
+                    </w:rPr>
+                    <w:t>{q2_subj3}</w:t>
+                  </w:r>
                 </w:p>
               </w:tc>
               <w:tc>
@@ -910,6 +1022,13 @@
                       <w:szCs w:val="32"/>
                     </w:rPr>
                   </w:pPr>
+                  <w:r>
+                    <w:rPr>
+                      <w:sz w:val="32"/>
+                      <w:szCs w:val="32"/>
+                    </w:rPr>
+                    <w:t>{q3_subj3}</w:t>
+                  </w:r>
                 </w:p>
               </w:tc>
               <w:tc>
@@ -924,6 +1043,13 @@
                       <w:szCs w:val="32"/>
                     </w:rPr>
                   </w:pPr>
+                  <w:r>
+                    <w:rPr>
+                      <w:sz w:val="32"/>
+                      <w:szCs w:val="32"/>
+                    </w:rPr>
+                    <w:t>{q4_subj3}</w:t>
+                  </w:r>
                 </w:p>
               </w:tc>
             </w:tr>
@@ -966,6 +1092,13 @@
                       <w:szCs w:val="32"/>
                     </w:rPr>
                   </w:pPr>
+                  <w:r>
+                    <w:rPr>
+                      <w:sz w:val="32"/>
+                      <w:szCs w:val="32"/>
+                    </w:rPr>
+                    <w:t>{q1_subj4}</w:t>
+                  </w:r>
                 </w:p>
               </w:tc>
               <w:tc>
@@ -981,6 +1114,13 @@
                       <w:szCs w:val="32"/>
                     </w:rPr>
                   </w:pPr>
+                  <w:r>
+                    <w:rPr>
+                      <w:sz w:val="32"/>
+                      <w:szCs w:val="32"/>
+                    </w:rPr>
+                    <w:t>{q2_subj4}</w:t>
+                  </w:r>
                 </w:p>
               </w:tc>
               <w:tc>
@@ -996,6 +1136,13 @@
                       <w:szCs w:val="32"/>
                     </w:rPr>
                   </w:pPr>
+                  <w:r>
+                    <w:rPr>
+                      <w:sz w:val="32"/>
+                      <w:szCs w:val="32"/>
+                    </w:rPr>
+                    <w:t>{q3_subj4}</w:t>
+                  </w:r>
                 </w:p>
               </w:tc>
               <w:tc>
@@ -1010,6 +1157,13 @@
                       <w:szCs w:val="32"/>
                     </w:rPr>
                   </w:pPr>
+                  <w:r>
+                    <w:rPr>
+                      <w:sz w:val="32"/>
+                      <w:szCs w:val="32"/>
+                    </w:rPr>
+                    <w:t>{q4_subj4}</w:t>
+                  </w:r>
                 </w:p>
               </w:tc>
             </w:tr>
@@ -1052,6 +1206,13 @@
                       <w:szCs w:val="32"/>
                     </w:rPr>
                   </w:pPr>
+                  <w:r>
+                    <w:rPr>
+                      <w:sz w:val="32"/>
+                      <w:szCs w:val="32"/>
+                    </w:rPr>
+                    <w:t>{q1_subj5}</w:t>
+                  </w:r>
                 </w:p>
               </w:tc>
               <w:tc>
@@ -1067,6 +1228,13 @@
                       <w:szCs w:val="32"/>
                     </w:rPr>
                   </w:pPr>
+                  <w:r>
+                    <w:rPr>
+                      <w:sz w:val="32"/>
+                      <w:szCs w:val="32"/>
+                    </w:rPr>
+                    <w:t>{q2_subj5}</w:t>
+                  </w:r>
                 </w:p>
               </w:tc>
               <w:tc>
@@ -1082,6 +1250,13 @@
                       <w:szCs w:val="32"/>
                     </w:rPr>
                   </w:pPr>
+                  <w:r>
+                    <w:rPr>
+                      <w:sz w:val="32"/>
+                      <w:szCs w:val="32"/>
+                    </w:rPr>
+                    <w:t>{q3_subj5}</w:t>
+                  </w:r>
                 </w:p>
               </w:tc>
               <w:tc>
@@ -1096,6 +1271,13 @@
                       <w:szCs w:val="32"/>
                     </w:rPr>
                   </w:pPr>
+                  <w:r>
+                    <w:rPr>
+                      <w:sz w:val="32"/>
+                      <w:szCs w:val="32"/>
+                    </w:rPr>
+                    <w:t>{q4_subj5}</w:t>
+                  </w:r>
                 </w:p>
               </w:tc>
             </w:tr>
@@ -1967,39 +2149,67 @@
                   <w:pPr>
                     <w:jc w:val="center"/>
                   </w:pPr>
-                </w:p>
-              </w:tc>
-              <w:tc>
-                <w:tcPr>
-                  <w:tcW w:w="585" w:type="dxa"/>
-                  <w:shd w:val="clear" w:color="auto" w:fill="auto"/>
-                </w:tcPr>
-                <w:p>
-                  <w:pPr>
-                    <w:jc w:val="center"/>
-                  </w:pPr>
-                </w:p>
-              </w:tc>
-              <w:tc>
-                <w:tcPr>
-                  <w:tcW w:w="585" w:type="dxa"/>
-                  <w:shd w:val="clear" w:color="auto" w:fill="auto"/>
-                </w:tcPr>
-                <w:p>
-                  <w:pPr>
-                    <w:jc w:val="center"/>
-                  </w:pPr>
-                </w:p>
-              </w:tc>
-              <w:tc>
-                <w:tcPr>
-                  <w:tcW w:w="585" w:type="dxa"/>
-                  <w:shd w:val="clear" w:color="auto" w:fill="auto"/>
-                </w:tcPr>
-                <w:p>
-                  <w:pPr>
-                    <w:jc w:val="center"/>
-                  </w:pPr>
+                  <w:r>
+                    <w:rPr>
+                      <w:sz w:val="20"/>
+                      <w:szCs w:val="20"/>
+                    </w:rPr>
+                    <w:t>{q1_beh1}</w:t>
+                  </w:r>
+                </w:p>
+              </w:tc>
+              <w:tc>
+                <w:tcPr>
+                  <w:tcW w:w="585" w:type="dxa"/>
+                  <w:shd w:val="clear" w:color="auto" w:fill="auto"/>
+                </w:tcPr>
+                <w:p>
+                  <w:pPr>
+                    <w:jc w:val="center"/>
+                  </w:pPr>
+                  <w:r>
+                    <w:rPr>
+                      <w:sz w:val="20"/>
+                      <w:szCs w:val="20"/>
+                    </w:rPr>
+                    <w:t>{q2_beh1}</w:t>
+                  </w:r>
+                </w:p>
+              </w:tc>
+              <w:tc>
+                <w:tcPr>
+                  <w:tcW w:w="585" w:type="dxa"/>
+                  <w:shd w:val="clear" w:color="auto" w:fill="auto"/>
+                </w:tcPr>
+                <w:p>
+                  <w:pPr>
+                    <w:jc w:val="center"/>
+                  </w:pPr>
+                  <w:r>
+                    <w:rPr>
+                      <w:sz w:val="20"/>
+                      <w:szCs w:val="20"/>
+                    </w:rPr>
+                    <w:t>{q3_beh1}</w:t>
+                  </w:r>
+                </w:p>
+              </w:tc>
+              <w:tc>
+                <w:tcPr>
+                  <w:tcW w:w="585" w:type="dxa"/>
+                  <w:shd w:val="clear" w:color="auto" w:fill="auto"/>
+                </w:tcPr>
+                <w:p>
+                  <w:pPr>
+                    <w:jc w:val="center"/>
+                  </w:pPr>
+                  <w:r>
+                    <w:rPr>
+                      <w:sz w:val="20"/>
+                      <w:szCs w:val="20"/>
+                    </w:rPr>
+                    <w:t>{q4_beh1}</w:t>
+                  </w:r>
                 </w:p>
               </w:tc>
             </w:tr>
@@ -2027,39 +2237,67 @@
                   <w:pPr>
                     <w:jc w:val="center"/>
                   </w:pPr>
-                </w:p>
-              </w:tc>
-              <w:tc>
-                <w:tcPr>
-                  <w:tcW w:w="585" w:type="dxa"/>
-                  <w:shd w:val="clear" w:color="auto" w:fill="auto"/>
-                </w:tcPr>
-                <w:p>
-                  <w:pPr>
-                    <w:jc w:val="center"/>
-                  </w:pPr>
-                </w:p>
-              </w:tc>
-              <w:tc>
-                <w:tcPr>
-                  <w:tcW w:w="585" w:type="dxa"/>
-                  <w:shd w:val="clear" w:color="auto" w:fill="auto"/>
-                </w:tcPr>
-                <w:p>
-                  <w:pPr>
-                    <w:jc w:val="center"/>
-                  </w:pPr>
-                </w:p>
-              </w:tc>
-              <w:tc>
-                <w:tcPr>
-                  <w:tcW w:w="585" w:type="dxa"/>
-                  <w:shd w:val="clear" w:color="auto" w:fill="auto"/>
-                </w:tcPr>
-                <w:p>
-                  <w:pPr>
-                    <w:jc w:val="center"/>
-                  </w:pPr>
+                  <w:r>
+                    <w:rPr>
+                      <w:sz w:val="20"/>
+                      <w:szCs w:val="20"/>
+                    </w:rPr>
+                    <w:t>{q1_beh2}</w:t>
+                  </w:r>
+                </w:p>
+              </w:tc>
+              <w:tc>
+                <w:tcPr>
+                  <w:tcW w:w="585" w:type="dxa"/>
+                  <w:shd w:val="clear" w:color="auto" w:fill="auto"/>
+                </w:tcPr>
+                <w:p>
+                  <w:pPr>
+                    <w:jc w:val="center"/>
+                  </w:pPr>
+                  <w:r>
+                    <w:rPr>
+                      <w:sz w:val="20"/>
+                      <w:szCs w:val="20"/>
+                    </w:rPr>
+                    <w:t>{q2_beh2}</w:t>
+                  </w:r>
+                </w:p>
+              </w:tc>
+              <w:tc>
+                <w:tcPr>
+                  <w:tcW w:w="585" w:type="dxa"/>
+                  <w:shd w:val="clear" w:color="auto" w:fill="auto"/>
+                </w:tcPr>
+                <w:p>
+                  <w:pPr>
+                    <w:jc w:val="center"/>
+                  </w:pPr>
+                  <w:r>
+                    <w:rPr>
+                      <w:sz w:val="20"/>
+                      <w:szCs w:val="20"/>
+                    </w:rPr>
+                    <w:t>{q3_beh2}</w:t>
+                  </w:r>
+                </w:p>
+              </w:tc>
+              <w:tc>
+                <w:tcPr>
+                  <w:tcW w:w="585" w:type="dxa"/>
+                  <w:shd w:val="clear" w:color="auto" w:fill="auto"/>
+                </w:tcPr>
+                <w:p>
+                  <w:pPr>
+                    <w:jc w:val="center"/>
+                  </w:pPr>
+                  <w:r>
+                    <w:rPr>
+                      <w:sz w:val="20"/>
+                      <w:szCs w:val="20"/>
+                    </w:rPr>
+                    <w:t>{q4_beh2}</w:t>
+                  </w:r>
                 </w:p>
               </w:tc>
             </w:tr>
@@ -2087,39 +2325,67 @@
                   <w:pPr>
                     <w:jc w:val="center"/>
                   </w:pPr>
-                </w:p>
-              </w:tc>
-              <w:tc>
-                <w:tcPr>
-                  <w:tcW w:w="585" w:type="dxa"/>
-                  <w:shd w:val="clear" w:color="auto" w:fill="auto"/>
-                </w:tcPr>
-                <w:p>
-                  <w:pPr>
-                    <w:jc w:val="center"/>
-                  </w:pPr>
-                </w:p>
-              </w:tc>
-              <w:tc>
-                <w:tcPr>
-                  <w:tcW w:w="585" w:type="dxa"/>
-                  <w:shd w:val="clear" w:color="auto" w:fill="auto"/>
-                </w:tcPr>
-                <w:p>
-                  <w:pPr>
-                    <w:jc w:val="center"/>
-                  </w:pPr>
-                </w:p>
-              </w:tc>
-              <w:tc>
-                <w:tcPr>
-                  <w:tcW w:w="585" w:type="dxa"/>
-                  <w:shd w:val="clear" w:color="auto" w:fill="auto"/>
-                </w:tcPr>
-                <w:p>
-                  <w:pPr>
-                    <w:jc w:val="center"/>
-                  </w:pPr>
+                  <w:r>
+                    <w:rPr>
+                      <w:sz w:val="20"/>
+                      <w:szCs w:val="20"/>
+                    </w:rPr>
+                    <w:t>{q1_beh3}</w:t>
+                  </w:r>
+                </w:p>
+              </w:tc>
+              <w:tc>
+                <w:tcPr>
+                  <w:tcW w:w="585" w:type="dxa"/>
+                  <w:shd w:val="clear" w:color="auto" w:fill="auto"/>
+                </w:tcPr>
+                <w:p>
+                  <w:pPr>
+                    <w:jc w:val="center"/>
+                  </w:pPr>
+                  <w:r>
+                    <w:rPr>
+                      <w:sz w:val="20"/>
+                      <w:szCs w:val="20"/>
+                    </w:rPr>
+                    <w:t>{q2_beh3}</w:t>
+                  </w:r>
+                </w:p>
+              </w:tc>
+              <w:tc>
+                <w:tcPr>
+                  <w:tcW w:w="585" w:type="dxa"/>
+                  <w:shd w:val="clear" w:color="auto" w:fill="auto"/>
+                </w:tcPr>
+                <w:p>
+                  <w:pPr>
+                    <w:jc w:val="center"/>
+                  </w:pPr>
+                  <w:r>
+                    <w:rPr>
+                      <w:sz w:val="20"/>
+                      <w:szCs w:val="20"/>
+                    </w:rPr>
+                    <w:t>{q3_beh3}</w:t>
+                  </w:r>
+                </w:p>
+              </w:tc>
+              <w:tc>
+                <w:tcPr>
+                  <w:tcW w:w="585" w:type="dxa"/>
+                  <w:shd w:val="clear" w:color="auto" w:fill="auto"/>
+                </w:tcPr>
+                <w:p>
+                  <w:pPr>
+                    <w:jc w:val="center"/>
+                  </w:pPr>
+                  <w:r>
+                    <w:rPr>
+                      <w:sz w:val="20"/>
+                      <w:szCs w:val="20"/>
+                    </w:rPr>
+                    <w:t>{q4_beh3}</w:t>
+                  </w:r>
                 </w:p>
               </w:tc>
             </w:tr>
@@ -2147,39 +2413,67 @@
                   <w:pPr>
                     <w:jc w:val="center"/>
                   </w:pPr>
-                </w:p>
-              </w:tc>
-              <w:tc>
-                <w:tcPr>
-                  <w:tcW w:w="585" w:type="dxa"/>
-                  <w:shd w:val="clear" w:color="auto" w:fill="auto"/>
-                </w:tcPr>
-                <w:p>
-                  <w:pPr>
-                    <w:jc w:val="center"/>
-                  </w:pPr>
-                </w:p>
-              </w:tc>
-              <w:tc>
-                <w:tcPr>
-                  <w:tcW w:w="585" w:type="dxa"/>
-                  <w:shd w:val="clear" w:color="auto" w:fill="auto"/>
-                </w:tcPr>
-                <w:p>
-                  <w:pPr>
-                    <w:jc w:val="center"/>
-                  </w:pPr>
-                </w:p>
-              </w:tc>
-              <w:tc>
-                <w:tcPr>
-                  <w:tcW w:w="585" w:type="dxa"/>
-                  <w:shd w:val="clear" w:color="auto" w:fill="auto"/>
-                </w:tcPr>
-                <w:p>
-                  <w:pPr>
-                    <w:jc w:val="center"/>
-                  </w:pPr>
+                  <w:r>
+                    <w:rPr>
+                      <w:sz w:val="20"/>
+                      <w:szCs w:val="20"/>
+                    </w:rPr>
+                    <w:t>{q1_beh4}</w:t>
+                  </w:r>
+                </w:p>
+              </w:tc>
+              <w:tc>
+                <w:tcPr>
+                  <w:tcW w:w="585" w:type="dxa"/>
+                  <w:shd w:val="clear" w:color="auto" w:fill="auto"/>
+                </w:tcPr>
+                <w:p>
+                  <w:pPr>
+                    <w:jc w:val="center"/>
+                  </w:pPr>
+                  <w:r>
+                    <w:rPr>
+                      <w:sz w:val="20"/>
+                      <w:szCs w:val="20"/>
+                    </w:rPr>
+                    <w:t>{q2_beh4}</w:t>
+                  </w:r>
+                </w:p>
+              </w:tc>
+              <w:tc>
+                <w:tcPr>
+                  <w:tcW w:w="585" w:type="dxa"/>
+                  <w:shd w:val="clear" w:color="auto" w:fill="auto"/>
+                </w:tcPr>
+                <w:p>
+                  <w:pPr>
+                    <w:jc w:val="center"/>
+                  </w:pPr>
+                  <w:r>
+                    <w:rPr>
+                      <w:sz w:val="20"/>
+                      <w:szCs w:val="20"/>
+                    </w:rPr>
+                    <w:t>{q3_beh4}</w:t>
+                  </w:r>
+                </w:p>
+              </w:tc>
+              <w:tc>
+                <w:tcPr>
+                  <w:tcW w:w="585" w:type="dxa"/>
+                  <w:shd w:val="clear" w:color="auto" w:fill="auto"/>
+                </w:tcPr>
+                <w:p>
+                  <w:pPr>
+                    <w:jc w:val="center"/>
+                  </w:pPr>
+                  <w:r>
+                    <w:rPr>
+                      <w:sz w:val="20"/>
+                      <w:szCs w:val="20"/>
+                    </w:rPr>
+                    <w:t>{q4_beh4}</w:t>
+                  </w:r>
                 </w:p>
               </w:tc>
             </w:tr>
@@ -2207,39 +2501,67 @@
                   <w:pPr>
                     <w:jc w:val="center"/>
                   </w:pPr>
-                </w:p>
-              </w:tc>
-              <w:tc>
-                <w:tcPr>
-                  <w:tcW w:w="585" w:type="dxa"/>
-                  <w:shd w:val="clear" w:color="auto" w:fill="auto"/>
-                </w:tcPr>
-                <w:p>
-                  <w:pPr>
-                    <w:jc w:val="center"/>
-                  </w:pPr>
-                </w:p>
-              </w:tc>
-              <w:tc>
-                <w:tcPr>
-                  <w:tcW w:w="585" w:type="dxa"/>
-                  <w:shd w:val="clear" w:color="auto" w:fill="auto"/>
-                </w:tcPr>
-                <w:p>
-                  <w:pPr>
-                    <w:jc w:val="center"/>
-                  </w:pPr>
-                </w:p>
-              </w:tc>
-              <w:tc>
-                <w:tcPr>
-                  <w:tcW w:w="585" w:type="dxa"/>
-                  <w:shd w:val="clear" w:color="auto" w:fill="auto"/>
-                </w:tcPr>
-                <w:p>
-                  <w:pPr>
-                    <w:jc w:val="center"/>
-                  </w:pPr>
+                  <w:r>
+                    <w:rPr>
+                      <w:sz w:val="20"/>
+                      <w:szCs w:val="20"/>
+                    </w:rPr>
+                    <w:t>{q1_beh5}</w:t>
+                  </w:r>
+                </w:p>
+              </w:tc>
+              <w:tc>
+                <w:tcPr>
+                  <w:tcW w:w="585" w:type="dxa"/>
+                  <w:shd w:val="clear" w:color="auto" w:fill="auto"/>
+                </w:tcPr>
+                <w:p>
+                  <w:pPr>
+                    <w:jc w:val="center"/>
+                  </w:pPr>
+                  <w:r>
+                    <w:rPr>
+                      <w:sz w:val="20"/>
+                      <w:szCs w:val="20"/>
+                    </w:rPr>
+                    <w:t>{q2_beh5}</w:t>
+                  </w:r>
+                </w:p>
+              </w:tc>
+              <w:tc>
+                <w:tcPr>
+                  <w:tcW w:w="585" w:type="dxa"/>
+                  <w:shd w:val="clear" w:color="auto" w:fill="auto"/>
+                </w:tcPr>
+                <w:p>
+                  <w:pPr>
+                    <w:jc w:val="center"/>
+                  </w:pPr>
+                  <w:r>
+                    <w:rPr>
+                      <w:sz w:val="20"/>
+                      <w:szCs w:val="20"/>
+                    </w:rPr>
+                    <w:t>{q3_beh5}</w:t>
+                  </w:r>
+                </w:p>
+              </w:tc>
+              <w:tc>
+                <w:tcPr>
+                  <w:tcW w:w="585" w:type="dxa"/>
+                  <w:shd w:val="clear" w:color="auto" w:fill="auto"/>
+                </w:tcPr>
+                <w:p>
+                  <w:pPr>
+                    <w:jc w:val="center"/>
+                  </w:pPr>
+                  <w:r>
+                    <w:rPr>
+                      <w:sz w:val="20"/>
+                      <w:szCs w:val="20"/>
+                    </w:rPr>
+                    <w:t>{q4_beh5}</w:t>
+                  </w:r>
                 </w:p>
               </w:tc>
             </w:tr>
@@ -2270,6 +2592,13 @@
                   <w:pPr>
                     <w:jc w:val="center"/>
                   </w:pPr>
+                  <w:r>
+                    <w:rPr>
+                      <w:sz w:val="20"/>
+                      <w:szCs w:val="20"/>
+                    </w:rPr>
+                    <w:t>{q1_beh6}</w:t>
+                  </w:r>
                 </w:p>
               </w:tc>
               <w:tc>
@@ -2284,6 +2613,13 @@
                   <w:pPr>
                     <w:jc w:val="center"/>
                   </w:pPr>
+                  <w:r>
+                    <w:rPr>
+                      <w:sz w:val="20"/>
+                      <w:szCs w:val="20"/>
+                    </w:rPr>
+                    <w:t>{q2_beh6}</w:t>
+                  </w:r>
                 </w:p>
               </w:tc>
               <w:tc>
@@ -2298,6 +2634,13 @@
                   <w:pPr>
                     <w:jc w:val="center"/>
                   </w:pPr>
+                  <w:r>
+                    <w:rPr>
+                      <w:sz w:val="20"/>
+                      <w:szCs w:val="20"/>
+                    </w:rPr>
+                    <w:t>{q3_beh6}</w:t>
+                  </w:r>
                 </w:p>
               </w:tc>
               <w:tc>
@@ -2312,6 +2655,13 @@
                   <w:pPr>
                     <w:jc w:val="center"/>
                   </w:pPr>
+                  <w:r>
+                    <w:rPr>
+                      <w:sz w:val="20"/>
+                      <w:szCs w:val="20"/>
+                    </w:rPr>
+                    <w:t>{q4_beh6}</w:t>
+                  </w:r>
                 </w:p>
               </w:tc>
             </w:tr>
@@ -2342,6 +2692,13 @@
                   <w:pPr>
                     <w:jc w:val="center"/>
                   </w:pPr>
+                  <w:r>
+                    <w:rPr>
+                      <w:sz w:val="20"/>
+                      <w:szCs w:val="20"/>
+                    </w:rPr>
+                    <w:t>{q1_beh7}</w:t>
+                  </w:r>
                 </w:p>
               </w:tc>
               <w:tc>
@@ -2356,6 +2713,13 @@
                   <w:pPr>
                     <w:jc w:val="center"/>
                   </w:pPr>
+                  <w:r>
+                    <w:rPr>
+                      <w:sz w:val="20"/>
+                      <w:szCs w:val="20"/>
+                    </w:rPr>
+                    <w:t>{q2_beh7}</w:t>
+                  </w:r>
                 </w:p>
               </w:tc>
               <w:tc>
@@ -2370,6 +2734,13 @@
                   <w:pPr>
                     <w:jc w:val="center"/>
                   </w:pPr>
+                  <w:r>
+                    <w:rPr>
+                      <w:sz w:val="20"/>
+                      <w:szCs w:val="20"/>
+                    </w:rPr>
+                    <w:t>{q3_beh7}</w:t>
+                  </w:r>
                 </w:p>
               </w:tc>
               <w:tc>
@@ -2384,6 +2755,13 @@
                   <w:pPr>
                     <w:jc w:val="center"/>
                   </w:pPr>
+                  <w:r>
+                    <w:rPr>
+                      <w:sz w:val="20"/>
+                      <w:szCs w:val="20"/>
+                    </w:rPr>
+                    <w:t>{q4_beh7}</w:t>
+                  </w:r>
                 </w:p>
               </w:tc>
             </w:tr>
@@ -2414,6 +2792,13 @@
                   <w:pPr>
                     <w:jc w:val="center"/>
                   </w:pPr>
+                  <w:r>
+                    <w:rPr>
+                      <w:sz w:val="20"/>
+                      <w:szCs w:val="20"/>
+                    </w:rPr>
+                    <w:t>{q1_beh8}</w:t>
+                  </w:r>
                 </w:p>
               </w:tc>
               <w:tc>
@@ -2428,6 +2813,13 @@
                   <w:pPr>
                     <w:jc w:val="center"/>
                   </w:pPr>
+                  <w:r>
+                    <w:rPr>
+                      <w:sz w:val="20"/>
+                      <w:szCs w:val="20"/>
+                    </w:rPr>
+                    <w:t>{q2_beh8}</w:t>
+                  </w:r>
                 </w:p>
               </w:tc>
               <w:tc>
@@ -2442,6 +2834,13 @@
                   <w:pPr>
                     <w:jc w:val="center"/>
                   </w:pPr>
+                  <w:r>
+                    <w:rPr>
+                      <w:sz w:val="20"/>
+                      <w:szCs w:val="20"/>
+                    </w:rPr>
+                    <w:t>{q3_beh8}</w:t>
+                  </w:r>
                 </w:p>
               </w:tc>
               <w:tc>
@@ -2456,6 +2855,13 @@
                   <w:pPr>
                     <w:jc w:val="center"/>
                   </w:pPr>
+                  <w:r>
+                    <w:rPr>
+                      <w:sz w:val="20"/>
+                      <w:szCs w:val="20"/>
+                    </w:rPr>
+                    <w:t>{q4_beh8}</w:t>
+                  </w:r>
                 </w:p>
               </w:tc>
             </w:tr>
@@ -2486,6 +2892,13 @@
                   <w:pPr>
                     <w:jc w:val="center"/>
                   </w:pPr>
+                  <w:r>
+                    <w:rPr>
+                      <w:sz w:val="20"/>
+                      <w:szCs w:val="20"/>
+                    </w:rPr>
+                    <w:t>{q1_beh9}</w:t>
+                  </w:r>
                 </w:p>
               </w:tc>
               <w:tc>
@@ -2500,6 +2913,13 @@
                   <w:pPr>
                     <w:jc w:val="center"/>
                   </w:pPr>
+                  <w:r>
+                    <w:rPr>
+                      <w:sz w:val="20"/>
+                      <w:szCs w:val="20"/>
+                    </w:rPr>
+                    <w:t>{q2_beh9}</w:t>
+                  </w:r>
                 </w:p>
               </w:tc>
               <w:tc>
@@ -2514,6 +2934,13 @@
                   <w:pPr>
                     <w:jc w:val="center"/>
                   </w:pPr>
+                  <w:r>
+                    <w:rPr>
+                      <w:sz w:val="20"/>
+                      <w:szCs w:val="20"/>
+                    </w:rPr>
+                    <w:t>{q3_beh9}</w:t>
+                  </w:r>
                 </w:p>
               </w:tc>
               <w:tc>
@@ -2528,6 +2955,13 @@
                   <w:pPr>
                     <w:jc w:val="center"/>
                   </w:pPr>
+                  <w:r>
+                    <w:rPr>
+                      <w:sz w:val="20"/>
+                      <w:szCs w:val="20"/>
+                    </w:rPr>
+                    <w:t>{q4_beh9}</w:t>
+                  </w:r>
                 </w:p>
               </w:tc>
             </w:tr>
@@ -2558,6 +2992,13 @@
                   <w:pPr>
                     <w:jc w:val="center"/>
                   </w:pPr>
+                  <w:r>
+                    <w:rPr>
+                      <w:sz w:val="20"/>
+                      <w:szCs w:val="20"/>
+                    </w:rPr>
+                    <w:t>{q1_beh10}</w:t>
+                  </w:r>
                 </w:p>
               </w:tc>
               <w:tc>
@@ -2572,6 +3013,13 @@
                   <w:pPr>
                     <w:jc w:val="center"/>
                   </w:pPr>
+                  <w:r>
+                    <w:rPr>
+                      <w:sz w:val="20"/>
+                      <w:szCs w:val="20"/>
+                    </w:rPr>
+                    <w:t>{q2_beh10}</w:t>
+                  </w:r>
                 </w:p>
               </w:tc>
               <w:tc>
@@ -2586,6 +3034,13 @@
                   <w:pPr>
                     <w:jc w:val="center"/>
                   </w:pPr>
+                  <w:r>
+                    <w:rPr>
+                      <w:sz w:val="20"/>
+                      <w:szCs w:val="20"/>
+                    </w:rPr>
+                    <w:t>{q3_beh10}</w:t>
+                  </w:r>
                 </w:p>
               </w:tc>
               <w:tc>
@@ -2600,6 +3055,13 @@
                   <w:pPr>
                     <w:jc w:val="center"/>
                   </w:pPr>
+                  <w:r>
+                    <w:rPr>
+                      <w:sz w:val="20"/>
+                      <w:szCs w:val="20"/>
+                    </w:rPr>
+                    <w:t>{q4_beh10}</w:t>
+                  </w:r>
                 </w:p>
               </w:tc>
             </w:tr>
@@ -2633,6 +3095,13 @@
                   <w:pPr>
                     <w:jc w:val="center"/>
                   </w:pPr>
+                  <w:r>
+                    <w:rPr>
+                      <w:sz w:val="20"/>
+                      <w:szCs w:val="20"/>
+                    </w:rPr>
+                    <w:t>{q1_beh11}</w:t>
+                  </w:r>
                 </w:p>
               </w:tc>
               <w:tc>
@@ -2647,6 +3116,13 @@
                   <w:pPr>
                     <w:jc w:val="center"/>
                   </w:pPr>
+                  <w:r>
+                    <w:rPr>
+                      <w:sz w:val="20"/>
+                      <w:szCs w:val="20"/>
+                    </w:rPr>
+                    <w:t>{q2_beh11}</w:t>
+                  </w:r>
                 </w:p>
               </w:tc>
               <w:tc>
@@ -2661,6 +3137,13 @@
                   <w:pPr>
                     <w:jc w:val="center"/>
                   </w:pPr>
+                  <w:r>
+                    <w:rPr>
+                      <w:sz w:val="20"/>
+                      <w:szCs w:val="20"/>
+                    </w:rPr>
+                    <w:t>{q3_beh11}</w:t>
+                  </w:r>
                 </w:p>
               </w:tc>
               <w:tc>
@@ -2675,6 +3158,13 @@
                   <w:pPr>
                     <w:jc w:val="center"/>
                   </w:pPr>
+                  <w:r>
+                    <w:rPr>
+                      <w:sz w:val="20"/>
+                      <w:szCs w:val="20"/>
+                    </w:rPr>
+                    <w:t>{q4_beh11}</w:t>
+                  </w:r>
                 </w:p>
               </w:tc>
             </w:tr>
@@ -2732,6 +3222,13 @@
                   <w:pPr>
                     <w:jc w:val="center"/>
                   </w:pPr>
+                  <w:r>
+                    <w:rPr>
+                      <w:sz w:val="20"/>
+                      <w:szCs w:val="20"/>
+                    </w:rPr>
+                    <w:t>{q1_beh12}</w:t>
+                  </w:r>
                 </w:p>
               </w:tc>
               <w:tc>
@@ -2746,6 +3243,13 @@
                   <w:pPr>
                     <w:jc w:val="center"/>
                   </w:pPr>
+                  <w:r>
+                    <w:rPr>
+                      <w:sz w:val="20"/>
+                      <w:szCs w:val="20"/>
+                    </w:rPr>
+                    <w:t>{q2_beh12}</w:t>
+                  </w:r>
                 </w:p>
               </w:tc>
               <w:tc>
@@ -2760,6 +3264,13 @@
                   <w:pPr>
                     <w:jc w:val="center"/>
                   </w:pPr>
+                  <w:r>
+                    <w:rPr>
+                      <w:sz w:val="20"/>
+                      <w:szCs w:val="20"/>
+                    </w:rPr>
+                    <w:t>{q3_beh12}</w:t>
+                  </w:r>
                 </w:p>
               </w:tc>
               <w:tc>
@@ -2774,6 +3285,13 @@
                   <w:pPr>
                     <w:jc w:val="center"/>
                   </w:pPr>
+                  <w:r>
+                    <w:rPr>
+                      <w:sz w:val="20"/>
+                      <w:szCs w:val="20"/>
+                    </w:rPr>
+                    <w:t>{q4_beh12}</w:t>
+                  </w:r>
                 </w:p>
               </w:tc>
             </w:tr>
@@ -2801,39 +3319,67 @@
                   <w:pPr>
                     <w:jc w:val="center"/>
                   </w:pPr>
-                </w:p>
-              </w:tc>
-              <w:tc>
-                <w:tcPr>
-                  <w:tcW w:w="585" w:type="dxa"/>
-                  <w:shd w:val="clear" w:color="auto" w:fill="auto"/>
-                </w:tcPr>
-                <w:p>
-                  <w:pPr>
-                    <w:jc w:val="center"/>
-                  </w:pPr>
-                </w:p>
-              </w:tc>
-              <w:tc>
-                <w:tcPr>
-                  <w:tcW w:w="585" w:type="dxa"/>
-                  <w:shd w:val="clear" w:color="auto" w:fill="auto"/>
-                </w:tcPr>
-                <w:p>
-                  <w:pPr>
-                    <w:jc w:val="center"/>
-                  </w:pPr>
-                </w:p>
-              </w:tc>
-              <w:tc>
-                <w:tcPr>
-                  <w:tcW w:w="585" w:type="dxa"/>
-                  <w:shd w:val="clear" w:color="auto" w:fill="auto"/>
-                </w:tcPr>
-                <w:p>
-                  <w:pPr>
-                    <w:jc w:val="center"/>
-                  </w:pPr>
+                  <w:r>
+                    <w:rPr>
+                      <w:sz w:val="20"/>
+                      <w:szCs w:val="20"/>
+                    </w:rPr>
+                    <w:t>{q1_beh13}</w:t>
+                  </w:r>
+                </w:p>
+              </w:tc>
+              <w:tc>
+                <w:tcPr>
+                  <w:tcW w:w="585" w:type="dxa"/>
+                  <w:shd w:val="clear" w:color="auto" w:fill="auto"/>
+                </w:tcPr>
+                <w:p>
+                  <w:pPr>
+                    <w:jc w:val="center"/>
+                  </w:pPr>
+                  <w:r>
+                    <w:rPr>
+                      <w:sz w:val="20"/>
+                      <w:szCs w:val="20"/>
+                    </w:rPr>
+                    <w:t>{q2_beh13}</w:t>
+                  </w:r>
+                </w:p>
+              </w:tc>
+              <w:tc>
+                <w:tcPr>
+                  <w:tcW w:w="585" w:type="dxa"/>
+                  <w:shd w:val="clear" w:color="auto" w:fill="auto"/>
+                </w:tcPr>
+                <w:p>
+                  <w:pPr>
+                    <w:jc w:val="center"/>
+                  </w:pPr>
+                  <w:r>
+                    <w:rPr>
+                      <w:sz w:val="20"/>
+                      <w:szCs w:val="20"/>
+                    </w:rPr>
+                    <w:t>{q3_beh13}</w:t>
+                  </w:r>
+                </w:p>
+              </w:tc>
+              <w:tc>
+                <w:tcPr>
+                  <w:tcW w:w="585" w:type="dxa"/>
+                  <w:shd w:val="clear" w:color="auto" w:fill="auto"/>
+                </w:tcPr>
+                <w:p>
+                  <w:pPr>
+                    <w:jc w:val="center"/>
+                  </w:pPr>
+                  <w:r>
+                    <w:rPr>
+                      <w:sz w:val="20"/>
+                      <w:szCs w:val="20"/>
+                    </w:rPr>
+                    <w:t>{q4_beh13}</w:t>
+                  </w:r>
                 </w:p>
               </w:tc>
             </w:tr>
@@ -2864,6 +3410,13 @@
                   <w:pPr>
                     <w:jc w:val="center"/>
                   </w:pPr>
+                  <w:r>
+                    <w:rPr>
+                      <w:sz w:val="20"/>
+                      <w:szCs w:val="20"/>
+                    </w:rPr>
+                    <w:t>{q1_beh14}</w:t>
+                  </w:r>
                 </w:p>
               </w:tc>
               <w:tc>
@@ -2878,6 +3431,13 @@
                   <w:pPr>
                     <w:jc w:val="center"/>
                   </w:pPr>
+                  <w:r>
+                    <w:rPr>
+                      <w:sz w:val="20"/>
+                      <w:szCs w:val="20"/>
+                    </w:rPr>
+                    <w:t>{q2_beh14}</w:t>
+                  </w:r>
                 </w:p>
               </w:tc>
               <w:tc>
@@ -2892,6 +3452,13 @@
                   <w:pPr>
                     <w:jc w:val="center"/>
                   </w:pPr>
+                  <w:r>
+                    <w:rPr>
+                      <w:sz w:val="20"/>
+                      <w:szCs w:val="20"/>
+                    </w:rPr>
+                    <w:t>{q3_beh14}</w:t>
+                  </w:r>
                 </w:p>
               </w:tc>
               <w:tc>
@@ -2906,6 +3473,13 @@
                   <w:pPr>
                     <w:jc w:val="center"/>
                   </w:pPr>
+                  <w:r>
+                    <w:rPr>
+                      <w:sz w:val="20"/>
+                      <w:szCs w:val="20"/>
+                    </w:rPr>
+                    <w:t>{q4_beh14}</w:t>
+                  </w:r>
                 </w:p>
               </w:tc>
             </w:tr>
@@ -2933,39 +3507,67 @@
                   <w:pPr>
                     <w:jc w:val="center"/>
                   </w:pPr>
-                </w:p>
-              </w:tc>
-              <w:tc>
-                <w:tcPr>
-                  <w:tcW w:w="585" w:type="dxa"/>
-                  <w:shd w:val="clear" w:color="auto" w:fill="auto"/>
-                </w:tcPr>
-                <w:p>
-                  <w:pPr>
-                    <w:jc w:val="center"/>
-                  </w:pPr>
-                </w:p>
-              </w:tc>
-              <w:tc>
-                <w:tcPr>
-                  <w:tcW w:w="585" w:type="dxa"/>
-                  <w:shd w:val="clear" w:color="auto" w:fill="auto"/>
-                </w:tcPr>
-                <w:p>
-                  <w:pPr>
-                    <w:jc w:val="center"/>
-                  </w:pPr>
-                </w:p>
-              </w:tc>
-              <w:tc>
-                <w:tcPr>
-                  <w:tcW w:w="585" w:type="dxa"/>
-                  <w:shd w:val="clear" w:color="auto" w:fill="auto"/>
-                </w:tcPr>
-                <w:p>
-                  <w:pPr>
-                    <w:jc w:val="center"/>
-                  </w:pPr>
+                  <w:r>
+                    <w:rPr>
+                      <w:sz w:val="20"/>
+                      <w:szCs w:val="20"/>
+                    </w:rPr>
+                    <w:t>{q1_beh15}</w:t>
+                  </w:r>
+                </w:p>
+              </w:tc>
+              <w:tc>
+                <w:tcPr>
+                  <w:tcW w:w="585" w:type="dxa"/>
+                  <w:shd w:val="clear" w:color="auto" w:fill="auto"/>
+                </w:tcPr>
+                <w:p>
+                  <w:pPr>
+                    <w:jc w:val="center"/>
+                  </w:pPr>
+                  <w:r>
+                    <w:rPr>
+                      <w:sz w:val="20"/>
+                      <w:szCs w:val="20"/>
+                    </w:rPr>
+                    <w:t>{q2_beh15}</w:t>
+                  </w:r>
+                </w:p>
+              </w:tc>
+              <w:tc>
+                <w:tcPr>
+                  <w:tcW w:w="585" w:type="dxa"/>
+                  <w:shd w:val="clear" w:color="auto" w:fill="auto"/>
+                </w:tcPr>
+                <w:p>
+                  <w:pPr>
+                    <w:jc w:val="center"/>
+                  </w:pPr>
+                  <w:r>
+                    <w:rPr>
+                      <w:sz w:val="20"/>
+                      <w:szCs w:val="20"/>
+                    </w:rPr>
+                    <w:t>{q3_beh15}</w:t>
+                  </w:r>
+                </w:p>
+              </w:tc>
+              <w:tc>
+                <w:tcPr>
+                  <w:tcW w:w="585" w:type="dxa"/>
+                  <w:shd w:val="clear" w:color="auto" w:fill="auto"/>
+                </w:tcPr>
+                <w:p>
+                  <w:pPr>
+                    <w:jc w:val="center"/>
+                  </w:pPr>
+                  <w:r>
+                    <w:rPr>
+                      <w:sz w:val="20"/>
+                      <w:szCs w:val="20"/>
+                    </w:rPr>
+                    <w:t>{q4_beh15}</w:t>
+                  </w:r>
                 </w:p>
               </w:tc>
             </w:tr>
@@ -2993,39 +3595,67 @@
                   <w:pPr>
                     <w:jc w:val="center"/>
                   </w:pPr>
-                </w:p>
-              </w:tc>
-              <w:tc>
-                <w:tcPr>
-                  <w:tcW w:w="585" w:type="dxa"/>
-                  <w:shd w:val="clear" w:color="auto" w:fill="auto"/>
-                </w:tcPr>
-                <w:p>
-                  <w:pPr>
-                    <w:jc w:val="center"/>
-                  </w:pPr>
-                </w:p>
-              </w:tc>
-              <w:tc>
-                <w:tcPr>
-                  <w:tcW w:w="585" w:type="dxa"/>
-                  <w:shd w:val="clear" w:color="auto" w:fill="auto"/>
-                </w:tcPr>
-                <w:p>
-                  <w:pPr>
-                    <w:jc w:val="center"/>
-                  </w:pPr>
-                </w:p>
-              </w:tc>
-              <w:tc>
-                <w:tcPr>
-                  <w:tcW w:w="585" w:type="dxa"/>
-                  <w:shd w:val="clear" w:color="auto" w:fill="auto"/>
-                </w:tcPr>
-                <w:p>
-                  <w:pPr>
-                    <w:jc w:val="center"/>
-                  </w:pPr>
+                  <w:r>
+                    <w:rPr>
+                      <w:sz w:val="20"/>
+                      <w:szCs w:val="20"/>
+                    </w:rPr>
+                    <w:t>{q1_beh16}</w:t>
+                  </w:r>
+                </w:p>
+              </w:tc>
+              <w:tc>
+                <w:tcPr>
+                  <w:tcW w:w="585" w:type="dxa"/>
+                  <w:shd w:val="clear" w:color="auto" w:fill="auto"/>
+                </w:tcPr>
+                <w:p>
+                  <w:pPr>
+                    <w:jc w:val="center"/>
+                  </w:pPr>
+                  <w:r>
+                    <w:rPr>
+                      <w:sz w:val="20"/>
+                      <w:szCs w:val="20"/>
+                    </w:rPr>
+                    <w:t>{q2_beh16}</w:t>
+                  </w:r>
+                </w:p>
+              </w:tc>
+              <w:tc>
+                <w:tcPr>
+                  <w:tcW w:w="585" w:type="dxa"/>
+                  <w:shd w:val="clear" w:color="auto" w:fill="auto"/>
+                </w:tcPr>
+                <w:p>
+                  <w:pPr>
+                    <w:jc w:val="center"/>
+                  </w:pPr>
+                  <w:r>
+                    <w:rPr>
+                      <w:sz w:val="20"/>
+                      <w:szCs w:val="20"/>
+                    </w:rPr>
+                    <w:t>{q3_beh16}</w:t>
+                  </w:r>
+                </w:p>
+              </w:tc>
+              <w:tc>
+                <w:tcPr>
+                  <w:tcW w:w="585" w:type="dxa"/>
+                  <w:shd w:val="clear" w:color="auto" w:fill="auto"/>
+                </w:tcPr>
+                <w:p>
+                  <w:pPr>
+                    <w:jc w:val="center"/>
+                  </w:pPr>
+                  <w:r>
+                    <w:rPr>
+                      <w:sz w:val="20"/>
+                      <w:szCs w:val="20"/>
+                    </w:rPr>
+                    <w:t>{q4_beh16}</w:t>
+                  </w:r>
                 </w:p>
               </w:tc>
             </w:tr>
@@ -3053,39 +3683,67 @@
                   <w:pPr>
                     <w:jc w:val="center"/>
                   </w:pPr>
-                </w:p>
-              </w:tc>
-              <w:tc>
-                <w:tcPr>
-                  <w:tcW w:w="585" w:type="dxa"/>
-                  <w:shd w:val="clear" w:color="auto" w:fill="auto"/>
-                </w:tcPr>
-                <w:p>
-                  <w:pPr>
-                    <w:jc w:val="center"/>
-                  </w:pPr>
-                </w:p>
-              </w:tc>
-              <w:tc>
-                <w:tcPr>
-                  <w:tcW w:w="585" w:type="dxa"/>
-                  <w:shd w:val="clear" w:color="auto" w:fill="auto"/>
-                </w:tcPr>
-                <w:p>
-                  <w:pPr>
-                    <w:jc w:val="center"/>
-                  </w:pPr>
-                </w:p>
-              </w:tc>
-              <w:tc>
-                <w:tcPr>
-                  <w:tcW w:w="585" w:type="dxa"/>
-                  <w:shd w:val="clear" w:color="auto" w:fill="auto"/>
-                </w:tcPr>
-                <w:p>
-                  <w:pPr>
-                    <w:jc w:val="center"/>
-                  </w:pPr>
+                  <w:r>
+                    <w:rPr>
+                      <w:sz w:val="20"/>
+                      <w:szCs w:val="20"/>
+                    </w:rPr>
+                    <w:t>{q1_beh17}</w:t>
+                  </w:r>
+                </w:p>
+              </w:tc>
+              <w:tc>
+                <w:tcPr>
+                  <w:tcW w:w="585" w:type="dxa"/>
+                  <w:shd w:val="clear" w:color="auto" w:fill="auto"/>
+                </w:tcPr>
+                <w:p>
+                  <w:pPr>
+                    <w:jc w:val="center"/>
+                  </w:pPr>
+                  <w:r>
+                    <w:rPr>
+                      <w:sz w:val="20"/>
+                      <w:szCs w:val="20"/>
+                    </w:rPr>
+                    <w:t>{q2_beh17}</w:t>
+                  </w:r>
+                </w:p>
+              </w:tc>
+              <w:tc>
+                <w:tcPr>
+                  <w:tcW w:w="585" w:type="dxa"/>
+                  <w:shd w:val="clear" w:color="auto" w:fill="auto"/>
+                </w:tcPr>
+                <w:p>
+                  <w:pPr>
+                    <w:jc w:val="center"/>
+                  </w:pPr>
+                  <w:r>
+                    <w:rPr>
+                      <w:sz w:val="20"/>
+                      <w:szCs w:val="20"/>
+                    </w:rPr>
+                    <w:t>{q3_beh17}</w:t>
+                  </w:r>
+                </w:p>
+              </w:tc>
+              <w:tc>
+                <w:tcPr>
+                  <w:tcW w:w="585" w:type="dxa"/>
+                  <w:shd w:val="clear" w:color="auto" w:fill="auto"/>
+                </w:tcPr>
+                <w:p>
+                  <w:pPr>
+                    <w:jc w:val="center"/>
+                  </w:pPr>
+                  <w:r>
+                    <w:rPr>
+                      <w:sz w:val="20"/>
+                      <w:szCs w:val="20"/>
+                    </w:rPr>
+                    <w:t>{q4_beh17}</w:t>
+                  </w:r>
                 </w:p>
               </w:tc>
             </w:tr>
@@ -3113,39 +3771,67 @@
                   <w:pPr>
                     <w:jc w:val="center"/>
                   </w:pPr>
-                </w:p>
-              </w:tc>
-              <w:tc>
-                <w:tcPr>
-                  <w:tcW w:w="585" w:type="dxa"/>
-                  <w:shd w:val="clear" w:color="auto" w:fill="auto"/>
-                </w:tcPr>
-                <w:p>
-                  <w:pPr>
-                    <w:jc w:val="center"/>
-                  </w:pPr>
-                </w:p>
-              </w:tc>
-              <w:tc>
-                <w:tcPr>
-                  <w:tcW w:w="585" w:type="dxa"/>
-                  <w:shd w:val="clear" w:color="auto" w:fill="auto"/>
-                </w:tcPr>
-                <w:p>
-                  <w:pPr>
-                    <w:jc w:val="center"/>
-                  </w:pPr>
-                </w:p>
-              </w:tc>
-              <w:tc>
-                <w:tcPr>
-                  <w:tcW w:w="585" w:type="dxa"/>
-                  <w:shd w:val="clear" w:color="auto" w:fill="auto"/>
-                </w:tcPr>
-                <w:p>
-                  <w:pPr>
-                    <w:jc w:val="center"/>
-                  </w:pPr>
+                  <w:r>
+                    <w:rPr>
+                      <w:sz w:val="20"/>
+                      <w:szCs w:val="20"/>
+                    </w:rPr>
+                    <w:t>{q1_beh18}</w:t>
+                  </w:r>
+                </w:p>
+              </w:tc>
+              <w:tc>
+                <w:tcPr>
+                  <w:tcW w:w="585" w:type="dxa"/>
+                  <w:shd w:val="clear" w:color="auto" w:fill="auto"/>
+                </w:tcPr>
+                <w:p>
+                  <w:pPr>
+                    <w:jc w:val="center"/>
+                  </w:pPr>
+                  <w:r>
+                    <w:rPr>
+                      <w:sz w:val="20"/>
+                      <w:szCs w:val="20"/>
+                    </w:rPr>
+                    <w:t>{q2_beh18}</w:t>
+                  </w:r>
+                </w:p>
+              </w:tc>
+              <w:tc>
+                <w:tcPr>
+                  <w:tcW w:w="585" w:type="dxa"/>
+                  <w:shd w:val="clear" w:color="auto" w:fill="auto"/>
+                </w:tcPr>
+                <w:p>
+                  <w:pPr>
+                    <w:jc w:val="center"/>
+                  </w:pPr>
+                  <w:r>
+                    <w:rPr>
+                      <w:sz w:val="20"/>
+                      <w:szCs w:val="20"/>
+                    </w:rPr>
+                    <w:t>{q3_beh18}</w:t>
+                  </w:r>
+                </w:p>
+              </w:tc>
+              <w:tc>
+                <w:tcPr>
+                  <w:tcW w:w="585" w:type="dxa"/>
+                  <w:shd w:val="clear" w:color="auto" w:fill="auto"/>
+                </w:tcPr>
+                <w:p>
+                  <w:pPr>
+                    <w:jc w:val="center"/>
+                  </w:pPr>
+                  <w:r>
+                    <w:rPr>
+                      <w:sz w:val="20"/>
+                      <w:szCs w:val="20"/>
+                    </w:rPr>
+                    <w:t>{q4_beh18}</w:t>
+                  </w:r>
                 </w:p>
               </w:tc>
             </w:tr>
@@ -3173,39 +3859,67 @@
                   <w:pPr>
                     <w:jc w:val="center"/>
                   </w:pPr>
-                </w:p>
-              </w:tc>
-              <w:tc>
-                <w:tcPr>
-                  <w:tcW w:w="585" w:type="dxa"/>
-                  <w:shd w:val="clear" w:color="auto" w:fill="auto"/>
-                </w:tcPr>
-                <w:p>
-                  <w:pPr>
-                    <w:jc w:val="center"/>
-                  </w:pPr>
-                </w:p>
-              </w:tc>
-              <w:tc>
-                <w:tcPr>
-                  <w:tcW w:w="585" w:type="dxa"/>
-                  <w:shd w:val="clear" w:color="auto" w:fill="auto"/>
-                </w:tcPr>
-                <w:p>
-                  <w:pPr>
-                    <w:jc w:val="center"/>
-                  </w:pPr>
-                </w:p>
-              </w:tc>
-              <w:tc>
-                <w:tcPr>
-                  <w:tcW w:w="585" w:type="dxa"/>
-                  <w:shd w:val="clear" w:color="auto" w:fill="auto"/>
-                </w:tcPr>
-                <w:p>
-                  <w:pPr>
-                    <w:jc w:val="center"/>
-                  </w:pPr>
+                  <w:r>
+                    <w:rPr>
+                      <w:sz w:val="20"/>
+                      <w:szCs w:val="20"/>
+                    </w:rPr>
+                    <w:t>{q1_beh19}</w:t>
+                  </w:r>
+                </w:p>
+              </w:tc>
+              <w:tc>
+                <w:tcPr>
+                  <w:tcW w:w="585" w:type="dxa"/>
+                  <w:shd w:val="clear" w:color="auto" w:fill="auto"/>
+                </w:tcPr>
+                <w:p>
+                  <w:pPr>
+                    <w:jc w:val="center"/>
+                  </w:pPr>
+                  <w:r>
+                    <w:rPr>
+                      <w:sz w:val="20"/>
+                      <w:szCs w:val="20"/>
+                    </w:rPr>
+                    <w:t>{q2_beh19}</w:t>
+                  </w:r>
+                </w:p>
+              </w:tc>
+              <w:tc>
+                <w:tcPr>
+                  <w:tcW w:w="585" w:type="dxa"/>
+                  <w:shd w:val="clear" w:color="auto" w:fill="auto"/>
+                </w:tcPr>
+                <w:p>
+                  <w:pPr>
+                    <w:jc w:val="center"/>
+                  </w:pPr>
+                  <w:r>
+                    <w:rPr>
+                      <w:sz w:val="20"/>
+                      <w:szCs w:val="20"/>
+                    </w:rPr>
+                    <w:t>{q3_beh19}</w:t>
+                  </w:r>
+                </w:p>
+              </w:tc>
+              <w:tc>
+                <w:tcPr>
+                  <w:tcW w:w="585" w:type="dxa"/>
+                  <w:shd w:val="clear" w:color="auto" w:fill="auto"/>
+                </w:tcPr>
+                <w:p>
+                  <w:pPr>
+                    <w:jc w:val="center"/>
+                  </w:pPr>
+                  <w:r>
+                    <w:rPr>
+                      <w:sz w:val="20"/>
+                      <w:szCs w:val="20"/>
+                    </w:rPr>
+                    <w:t>{q4_beh19}</w:t>
+                  </w:r>
                 </w:p>
               </w:tc>
             </w:tr>
@@ -3233,39 +3947,67 @@
                   <w:pPr>
                     <w:jc w:val="center"/>
                   </w:pPr>
-                </w:p>
-              </w:tc>
-              <w:tc>
-                <w:tcPr>
-                  <w:tcW w:w="585" w:type="dxa"/>
-                  <w:shd w:val="clear" w:color="auto" w:fill="auto"/>
-                </w:tcPr>
-                <w:p>
-                  <w:pPr>
-                    <w:jc w:val="center"/>
-                  </w:pPr>
-                </w:p>
-              </w:tc>
-              <w:tc>
-                <w:tcPr>
-                  <w:tcW w:w="585" w:type="dxa"/>
-                  <w:shd w:val="clear" w:color="auto" w:fill="auto"/>
-                </w:tcPr>
-                <w:p>
-                  <w:pPr>
-                    <w:jc w:val="center"/>
-                  </w:pPr>
-                </w:p>
-              </w:tc>
-              <w:tc>
-                <w:tcPr>
-                  <w:tcW w:w="585" w:type="dxa"/>
-                  <w:shd w:val="clear" w:color="auto" w:fill="auto"/>
-                </w:tcPr>
-                <w:p>
-                  <w:pPr>
-                    <w:jc w:val="center"/>
-                  </w:pPr>
+                  <w:r>
+                    <w:rPr>
+                      <w:sz w:val="20"/>
+                      <w:szCs w:val="20"/>
+                    </w:rPr>
+                    <w:t>{q1_beh20}</w:t>
+                  </w:r>
+                </w:p>
+              </w:tc>
+              <w:tc>
+                <w:tcPr>
+                  <w:tcW w:w="585" w:type="dxa"/>
+                  <w:shd w:val="clear" w:color="auto" w:fill="auto"/>
+                </w:tcPr>
+                <w:p>
+                  <w:pPr>
+                    <w:jc w:val="center"/>
+                  </w:pPr>
+                  <w:r>
+                    <w:rPr>
+                      <w:sz w:val="20"/>
+                      <w:szCs w:val="20"/>
+                    </w:rPr>
+                    <w:t>{q2_beh20}</w:t>
+                  </w:r>
+                </w:p>
+              </w:tc>
+              <w:tc>
+                <w:tcPr>
+                  <w:tcW w:w="585" w:type="dxa"/>
+                  <w:shd w:val="clear" w:color="auto" w:fill="auto"/>
+                </w:tcPr>
+                <w:p>
+                  <w:pPr>
+                    <w:jc w:val="center"/>
+                  </w:pPr>
+                  <w:r>
+                    <w:rPr>
+                      <w:sz w:val="20"/>
+                      <w:szCs w:val="20"/>
+                    </w:rPr>
+                    <w:t>{q3_beh20}</w:t>
+                  </w:r>
+                </w:p>
+              </w:tc>
+              <w:tc>
+                <w:tcPr>
+                  <w:tcW w:w="585" w:type="dxa"/>
+                  <w:shd w:val="clear" w:color="auto" w:fill="auto"/>
+                </w:tcPr>
+                <w:p>
+                  <w:pPr>
+                    <w:jc w:val="center"/>
+                  </w:pPr>
+                  <w:r>
+                    <w:rPr>
+                      <w:sz w:val="20"/>
+                      <w:szCs w:val="20"/>
+                    </w:rPr>
+                    <w:t>{q4_beh20}</w:t>
+                  </w:r>
                 </w:p>
               </w:tc>
             </w:tr>
@@ -3293,39 +4035,67 @@
                   <w:pPr>
                     <w:jc w:val="center"/>
                   </w:pPr>
-                </w:p>
-              </w:tc>
-              <w:tc>
-                <w:tcPr>
-                  <w:tcW w:w="585" w:type="dxa"/>
-                  <w:shd w:val="clear" w:color="auto" w:fill="auto"/>
-                </w:tcPr>
-                <w:p>
-                  <w:pPr>
-                    <w:jc w:val="center"/>
-                  </w:pPr>
-                </w:p>
-              </w:tc>
-              <w:tc>
-                <w:tcPr>
-                  <w:tcW w:w="585" w:type="dxa"/>
-                  <w:shd w:val="clear" w:color="auto" w:fill="auto"/>
-                </w:tcPr>
-                <w:p>
-                  <w:pPr>
-                    <w:jc w:val="center"/>
-                  </w:pPr>
-                </w:p>
-              </w:tc>
-              <w:tc>
-                <w:tcPr>
-                  <w:tcW w:w="585" w:type="dxa"/>
-                  <w:shd w:val="clear" w:color="auto" w:fill="auto"/>
-                </w:tcPr>
-                <w:p>
-                  <w:pPr>
-                    <w:jc w:val="center"/>
-                  </w:pPr>
+                  <w:r>
+                    <w:rPr>
+                      <w:sz w:val="20"/>
+                      <w:szCs w:val="20"/>
+                    </w:rPr>
+                    <w:t>{q1_beh21}</w:t>
+                  </w:r>
+                </w:p>
+              </w:tc>
+              <w:tc>
+                <w:tcPr>
+                  <w:tcW w:w="585" w:type="dxa"/>
+                  <w:shd w:val="clear" w:color="auto" w:fill="auto"/>
+                </w:tcPr>
+                <w:p>
+                  <w:pPr>
+                    <w:jc w:val="center"/>
+                  </w:pPr>
+                  <w:r>
+                    <w:rPr>
+                      <w:sz w:val="20"/>
+                      <w:szCs w:val="20"/>
+                    </w:rPr>
+                    <w:t>{q2_beh21}</w:t>
+                  </w:r>
+                </w:p>
+              </w:tc>
+              <w:tc>
+                <w:tcPr>
+                  <w:tcW w:w="585" w:type="dxa"/>
+                  <w:shd w:val="clear" w:color="auto" w:fill="auto"/>
+                </w:tcPr>
+                <w:p>
+                  <w:pPr>
+                    <w:jc w:val="center"/>
+                  </w:pPr>
+                  <w:r>
+                    <w:rPr>
+                      <w:sz w:val="20"/>
+                      <w:szCs w:val="20"/>
+                    </w:rPr>
+                    <w:t>{q3_beh21}</w:t>
+                  </w:r>
+                </w:p>
+              </w:tc>
+              <w:tc>
+                <w:tcPr>
+                  <w:tcW w:w="585" w:type="dxa"/>
+                  <w:shd w:val="clear" w:color="auto" w:fill="auto"/>
+                </w:tcPr>
+                <w:p>
+                  <w:pPr>
+                    <w:jc w:val="center"/>
+                  </w:pPr>
+                  <w:r>
+                    <w:rPr>
+                      <w:sz w:val="20"/>
+                      <w:szCs w:val="20"/>
+                    </w:rPr>
+                    <w:t>{q4_beh21}</w:t>
+                  </w:r>
                 </w:p>
               </w:tc>
             </w:tr>
@@ -3353,39 +4123,67 @@
                   <w:pPr>
                     <w:jc w:val="center"/>
                   </w:pPr>
-                </w:p>
-              </w:tc>
-              <w:tc>
-                <w:tcPr>
-                  <w:tcW w:w="585" w:type="dxa"/>
-                  <w:shd w:val="clear" w:color="auto" w:fill="auto"/>
-                </w:tcPr>
-                <w:p>
-                  <w:pPr>
-                    <w:jc w:val="center"/>
-                  </w:pPr>
-                </w:p>
-              </w:tc>
-              <w:tc>
-                <w:tcPr>
-                  <w:tcW w:w="585" w:type="dxa"/>
-                  <w:shd w:val="clear" w:color="auto" w:fill="auto"/>
-                </w:tcPr>
-                <w:p>
-                  <w:pPr>
-                    <w:jc w:val="center"/>
-                  </w:pPr>
-                </w:p>
-              </w:tc>
-              <w:tc>
-                <w:tcPr>
-                  <w:tcW w:w="585" w:type="dxa"/>
-                  <w:shd w:val="clear" w:color="auto" w:fill="auto"/>
-                </w:tcPr>
-                <w:p>
-                  <w:pPr>
-                    <w:jc w:val="center"/>
-                  </w:pPr>
+                  <w:r>
+                    <w:rPr>
+                      <w:sz w:val="20"/>
+                      <w:szCs w:val="20"/>
+                    </w:rPr>
+                    <w:t>{q1_beh22}</w:t>
+                  </w:r>
+                </w:p>
+              </w:tc>
+              <w:tc>
+                <w:tcPr>
+                  <w:tcW w:w="585" w:type="dxa"/>
+                  <w:shd w:val="clear" w:color="auto" w:fill="auto"/>
+                </w:tcPr>
+                <w:p>
+                  <w:pPr>
+                    <w:jc w:val="center"/>
+                  </w:pPr>
+                  <w:r>
+                    <w:rPr>
+                      <w:sz w:val="20"/>
+                      <w:szCs w:val="20"/>
+                    </w:rPr>
+                    <w:t>{q2_beh22}</w:t>
+                  </w:r>
+                </w:p>
+              </w:tc>
+              <w:tc>
+                <w:tcPr>
+                  <w:tcW w:w="585" w:type="dxa"/>
+                  <w:shd w:val="clear" w:color="auto" w:fill="auto"/>
+                </w:tcPr>
+                <w:p>
+                  <w:pPr>
+                    <w:jc w:val="center"/>
+                  </w:pPr>
+                  <w:r>
+                    <w:rPr>
+                      <w:sz w:val="20"/>
+                      <w:szCs w:val="20"/>
+                    </w:rPr>
+                    <w:t>{q3_beh22}</w:t>
+                  </w:r>
+                </w:p>
+              </w:tc>
+              <w:tc>
+                <w:tcPr>
+                  <w:tcW w:w="585" w:type="dxa"/>
+                  <w:shd w:val="clear" w:color="auto" w:fill="auto"/>
+                </w:tcPr>
+                <w:p>
+                  <w:pPr>
+                    <w:jc w:val="center"/>
+                  </w:pPr>
+                  <w:r>
+                    <w:rPr>
+                      <w:sz w:val="20"/>
+                      <w:szCs w:val="20"/>
+                    </w:rPr>
+                    <w:t>{q4_beh22}</w:t>
+                  </w:r>
                 </w:p>
               </w:tc>
             </w:tr>
